--- a/testakten/starug-schutzschirm-grossbach-druckguss-erfurt/07_glaeubigerverhandlung_notizen.docx
+++ b/testakten/starug-schutzschirm-grossbach-druckguss-erfurt/07_glaeubigerverhandlung_notizen.docx
@@ -5,64 +5,102 @@
     <w:p>
       <w:pPr>
         <w:pStyle w:val="Heading1"/>
+        <w:spacing w:after="160" w:line="259" w:lineRule="auto"/>
       </w:pPr>
       <w:r>
         <w:rPr>
           <w:rFonts w:ascii="Times New Roman" w:hAnsi="Times New Roman"/>
+          <w:b/>
+          <w:sz w:val="28"/>
         </w:rPr>
         <w:t>07 – Gläubigerverhandlung – Notizen und Strategie</w:t>
       </w:r>
     </w:p>
     <w:p>
       <w:pPr>
+        <w:spacing w:before="120" w:after="60" w:line="259" w:lineRule="auto"/>
         <w:jc w:val="left"/>
       </w:pPr>
       <w:r>
         <w:rPr>
-          <w:b/>
+          <w:rFonts w:ascii="Times New Roman" w:hAnsi="Times New Roman"/>
+          <w:b w:val="0"/>
+          <w:i w:val="0"/>
+          <w:sz w:val="22"/>
         </w:rPr>
         <w:t>Bearbeiter:</w:t>
       </w:r>
       <w:r>
+        <w:rPr>
+          <w:rFonts w:ascii="Times New Roman" w:hAnsi="Times New Roman"/>
+          <w:b w:val="0"/>
+          <w:i w:val="0"/>
+          <w:sz w:val="22"/>
+        </w:rPr>
         <w:t xml:space="preserve"> RA Dr. Maximilian Drosselberg / RAin Claudia Feuerbach</w:t>
       </w:r>
     </w:p>
     <w:p>
       <w:pPr>
+        <w:spacing w:before="120" w:after="60" w:line="259" w:lineRule="auto"/>
         <w:jc w:val="left"/>
       </w:pPr>
       <w:r>
         <w:rPr>
-          <w:b/>
+          <w:rFonts w:ascii="Times New Roman" w:hAnsi="Times New Roman"/>
+          <w:b w:val="0"/>
+          <w:i w:val="0"/>
+          <w:sz w:val="22"/>
         </w:rPr>
         <w:t>Datum:</w:t>
       </w:r>
       <w:r>
+        <w:rPr>
+          <w:rFonts w:ascii="Times New Roman" w:hAnsi="Times New Roman"/>
+          <w:b w:val="0"/>
+          <w:i w:val="0"/>
+          <w:sz w:val="22"/>
+        </w:rPr>
         <w:t xml:space="preserve"> 12. Mai 2026</w:t>
       </w:r>
     </w:p>
     <w:p>
       <w:pPr>
+        <w:spacing w:before="120" w:after="60" w:line="259" w:lineRule="auto"/>
         <w:jc w:val="left"/>
       </w:pPr>
       <w:r>
         <w:rPr>
+          <w:rFonts w:ascii="Times New Roman" w:hAnsi="Times New Roman"/>
           <w:b/>
+          <w:sz w:val="22"/>
         </w:rPr>
         <w:t>Klassifizierung:</w:t>
       </w:r>
       <w:r>
+        <w:rPr>
+          <w:rFonts w:ascii="Times New Roman" w:hAnsi="Times New Roman"/>
+          <w:b/>
+          <w:sz w:val="22"/>
+        </w:rPr>
         <w:t xml:space="preserve"> Intern – Anwaltlich privilegiert</w:t>
       </w:r>
     </w:p>
-    <w:p/>
+    <w:p>
+      <w:pPr>
+        <w:spacing w:line="259" w:lineRule="auto" w:after="60"/>
+      </w:pPr>
+    </w:p>
     <w:p>
       <w:pPr>
         <w:pStyle w:val="Heading2"/>
+        <w:spacing w:before="120" w:after="60" w:line="259" w:lineRule="auto"/>
       </w:pPr>
       <w:r>
         <w:rPr>
           <w:rFonts w:ascii="Times New Roman" w:hAnsi="Times New Roman"/>
+          <w:b/>
+          <w:sz w:val="22"/>
         </w:rPr>
         <w:t>1. Überblick Gläubigerstruktur</w:t>
       </w:r>
@@ -70,31 +108,43 @@
     <w:p>
       <w:pPr>
         <w:pStyle w:val="Heading3"/>
+        <w:spacing w:before="120" w:after="60" w:line="259" w:lineRule="auto"/>
       </w:pPr>
       <w:r>
         <w:rPr>
           <w:rFonts w:ascii="Times New Roman" w:hAnsi="Times New Roman"/>
+          <w:b/>
+          <w:sz w:val="22"/>
         </w:rPr>
         <w:t>1.1 Gesicherte Gläubiger</w:t>
       </w:r>
     </w:p>
     <w:p>
       <w:pPr>
+        <w:spacing w:before="120" w:after="60" w:line="259" w:lineRule="auto"/>
         <w:jc w:val="left"/>
       </w:pPr>
       <w:r>
         <w:rPr>
+          <w:rFonts w:ascii="Times New Roman" w:hAnsi="Times New Roman"/>
           <w:b/>
+          <w:sz w:val="22"/>
         </w:rPr>
         <w:t>Sparkasse Mittelthüringen</w:t>
       </w:r>
       <w:r>
+        <w:rPr>
+          <w:rFonts w:ascii="Times New Roman" w:hAnsi="Times New Roman"/>
+          <w:b/>
+          <w:sz w:val="22"/>
+        </w:rPr>
         <w:t xml:space="preserve"> (Hauptgläubigerin)</w:t>
       </w:r>
     </w:p>
     <w:p>
       <w:pPr>
         <w:pStyle w:val="ListBullet"/>
+        <w:spacing w:line="259" w:lineRule="auto" w:after="60"/>
       </w:pPr>
       <w:r>
         <w:t>Gesamtforderung: 4.800.000 EUR</w:t>
@@ -103,6 +153,7 @@
     <w:p>
       <w:pPr>
         <w:pStyle w:val="ListBullet"/>
+        <w:spacing w:line="259" w:lineRule="auto" w:after="60"/>
       </w:pPr>
       <w:r>
         <w:t>Sicherheiten: Grundschuld Betriebsgrundstück Erfurt (Wert: ca. 3,2 Mio. EUR nach</w:t>
@@ -110,6 +161,7 @@
     </w:p>
     <w:p>
       <w:pPr>
+        <w:spacing w:line="259" w:lineRule="auto" w:after="60"/>
         <w:jc w:val="left"/>
       </w:pPr>
       <w:r>
@@ -118,6 +170,7 @@
     </w:p>
     <w:p>
       <w:pPr>
+        <w:spacing w:line="259" w:lineRule="auto" w:after="60"/>
         <w:jc w:val="left"/>
       </w:pPr>
       <w:r>
@@ -127,6 +180,7 @@
     <w:p>
       <w:pPr>
         <w:pStyle w:val="ListBullet"/>
+        <w:spacing w:line="259" w:lineRule="auto" w:after="60"/>
       </w:pPr>
       <w:r>
         <w:t>Ansprechpartner: Herr Hendrik Krause, Firmenkundenbetreuer Mittelthüringen</w:t>
@@ -135,6 +189,7 @@
     <w:p>
       <w:pPr>
         <w:pStyle w:val="ListBullet"/>
+        <w:spacing w:line="259" w:lineRule="auto" w:after="60"/>
       </w:pPr>
       <w:r>
         <w:t>Vorläufige Haltung: Abwartend; Schreiben vom 15.04.2026 zeigt Bereitschaft zur</w:t>
@@ -142,6 +197,7 @@
     </w:p>
     <w:p>
       <w:pPr>
+        <w:spacing w:line="259" w:lineRule="auto" w:after="60"/>
         <w:jc w:val="left"/>
       </w:pPr>
       <w:r>
@@ -151,6 +207,7 @@
     <w:p>
       <w:pPr>
         <w:pStyle w:val="Heading3"/>
+        <w:spacing w:line="259" w:lineRule="auto" w:after="60"/>
       </w:pPr>
       <w:r>
         <w:rPr>
@@ -161,6 +218,7 @@
     </w:p>
     <w:p>
       <w:pPr>
+        <w:spacing w:line="259" w:lineRule="auto" w:after="60"/>
         <w:jc w:val="left"/>
       </w:pPr>
       <w:r>
@@ -176,6 +234,7 @@
     <w:p>
       <w:pPr>
         <w:pStyle w:val="ListBullet"/>
+        <w:spacing w:line="259" w:lineRule="auto" w:after="60"/>
       </w:pPr>
       <w:r>
         <w:t>Gesamtforderung: 890.000 EUR (47 Tage überfällig)</w:t>
@@ -184,6 +243,7 @@
     <w:p>
       <w:pPr>
         <w:pStyle w:val="ListBullet"/>
+        <w:spacing w:line="259" w:lineRule="auto" w:after="60"/>
       </w:pPr>
       <w:r>
         <w:t>Rechtliche Vertretung: RA Christian Lauterbach, Hamburg</w:t>
@@ -192,6 +252,7 @@
     <w:p>
       <w:pPr>
         <w:pStyle w:val="ListBullet"/>
+        <w:spacing w:line="259" w:lineRule="auto" w:after="60"/>
       </w:pPr>
       <w:r>
         <w:t>Haltung: Kooperationsbereit unter Bedingungen (Ratenzahlung), hat aber angedroht, bei</w:t>
@@ -199,6 +260,7 @@
     </w:p>
     <w:p>
       <w:pPr>
+        <w:spacing w:line="259" w:lineRule="auto" w:after="60"/>
         <w:jc w:val="left"/>
       </w:pPr>
       <w:r>
@@ -208,6 +270,7 @@
     <w:p>
       <w:pPr>
         <w:pStyle w:val="ListBullet"/>
+        <w:spacing w:line="259" w:lineRule="auto" w:after="60"/>
       </w:pPr>
       <w:r>
         <w:t>Wichtig: Aluminium Stade ist strategisch wichtig als Hauptlieferant; ein Lieferausfall</w:t>
@@ -215,6 +278,7 @@
     </w:p>
     <w:p>
       <w:pPr>
+        <w:spacing w:line="259" w:lineRule="auto" w:after="60"/>
         <w:jc w:val="left"/>
       </w:pPr>
       <w:r>
@@ -223,6 +287,7 @@
     </w:p>
     <w:p>
       <w:pPr>
+        <w:spacing w:line="259" w:lineRule="auto" w:after="60"/>
         <w:jc w:val="left"/>
       </w:pPr>
       <w:r>
@@ -238,6 +303,7 @@
     <w:p>
       <w:pPr>
         <w:pStyle w:val="ListBullet"/>
+        <w:spacing w:line="259" w:lineRule="auto" w:after="60"/>
       </w:pPr>
       <w:r>
         <w:t>Gesamtforderung: 340.000 EUR (61 Tage überfällig)</w:t>
@@ -246,6 +312,7 @@
     <w:p>
       <w:pPr>
         <w:pStyle w:val="ListBullet"/>
+        <w:spacing w:line="259" w:lineRule="auto" w:after="60"/>
       </w:pPr>
       <w:r>
         <w:t>Keine anwaltliche Vertretung (Inhaber Manfred Voß handelt selbst)</w:t>
@@ -254,6 +321,7 @@
     <w:p>
       <w:pPr>
         <w:pStyle w:val="ListBullet"/>
+        <w:spacing w:line="259" w:lineRule="auto" w:after="60"/>
       </w:pPr>
       <w:r>
         <w:t>Haltung: Aggressiv; hat Gläubigerantrag gem. § 14 InsO schriftlich angedroht</w:t>
@@ -261,6 +329,7 @@
     </w:p>
     <w:p>
       <w:pPr>
+        <w:spacing w:line="259" w:lineRule="auto" w:after="60"/>
         <w:jc w:val="left"/>
       </w:pPr>
       <w:r>
@@ -270,6 +339,7 @@
     <w:p>
       <w:pPr>
         <w:pStyle w:val="ListBullet"/>
+        <w:spacing w:line="259" w:lineRule="auto" w:after="60"/>
       </w:pPr>
       <w:r>
         <w:t>Risikobewertung: HOCH (Antragsgefahr)</w:t>
@@ -277,6 +347,7 @@
     </w:p>
     <w:p>
       <w:pPr>
+        <w:spacing w:line="259" w:lineRule="auto" w:after="60"/>
         <w:jc w:val="left"/>
       </w:pPr>
       <w:r>
@@ -289,6 +360,7 @@
     <w:p>
       <w:pPr>
         <w:pStyle w:val="ListBullet"/>
+        <w:spacing w:line="259" w:lineRule="auto" w:after="60"/>
       </w:pPr>
       <w:r>
         <w:t>Gesamtforderung: ca. 312.000 EUR (Umsatzsteuer Q4/2025, Körperschaftsteuer 2024,</w:t>
@@ -296,6 +368,7 @@
     </w:p>
     <w:p>
       <w:pPr>
+        <w:spacing w:line="259" w:lineRule="auto" w:after="60"/>
         <w:jc w:val="left"/>
       </w:pPr>
       <w:r>
@@ -305,6 +378,7 @@
     <w:p>
       <w:pPr>
         <w:pStyle w:val="ListBullet"/>
+        <w:spacing w:line="259" w:lineRule="auto" w:after="60"/>
       </w:pPr>
       <w:r>
         <w:t>Ansprechpartner: RR Stefan Neubauer, Sachgebiet Vollstreckung</w:t>
@@ -313,6 +387,7 @@
     <w:p>
       <w:pPr>
         <w:pStyle w:val="ListBullet"/>
+        <w:spacing w:line="259" w:lineRule="auto" w:after="60"/>
       </w:pPr>
       <w:r>
         <w:t>Haltung: Grundsätzlich zur Stundung bereit, wenn Nachweis Sanierungskonzept; keine</w:t>
@@ -320,16 +395,22 @@
     </w:p>
     <w:p>
       <w:pPr>
+        <w:spacing w:line="259" w:lineRule="auto" w:after="60"/>
         <w:jc w:val="left"/>
       </w:pPr>
       <w:r>
         <w:t>Verzichtsmöglichkeit (öffentlich-rechtliche Bindung), aber Stundung bis 24 Monate möglich</w:t>
       </w:r>
     </w:p>
-    <w:p/>
+    <w:p>
+      <w:pPr>
+        <w:spacing w:line="259" w:lineRule="auto" w:after="60"/>
+      </w:pPr>
+    </w:p>
     <w:p>
       <w:pPr>
         <w:pStyle w:val="Heading2"/>
+        <w:spacing w:line="259" w:lineRule="auto" w:after="60"/>
       </w:pPr>
       <w:r>
         <w:rPr>
@@ -341,6 +422,7 @@
     <w:p>
       <w:pPr>
         <w:pStyle w:val="Heading3"/>
+        <w:spacing w:line="259" w:lineRule="auto" w:after="60"/>
       </w:pPr>
       <w:r>
         <w:rPr>
@@ -351,6 +433,7 @@
     </w:p>
     <w:p>
       <w:pPr>
+        <w:spacing w:line="259" w:lineRule="auto" w:after="60"/>
         <w:jc w:val="left"/>
       </w:pPr>
       <w:r>
@@ -359,6 +442,7 @@
     </w:p>
     <w:p>
       <w:pPr>
+        <w:spacing w:line="259" w:lineRule="auto" w:after="60"/>
         <w:jc w:val="left"/>
       </w:pPr>
       <w:r>
@@ -373,6 +457,7 @@
     </w:p>
     <w:p>
       <w:pPr>
+        <w:spacing w:line="259" w:lineRule="auto" w:after="60"/>
         <w:jc w:val="left"/>
       </w:pPr>
       <w:r>
@@ -381,6 +466,7 @@
     </w:p>
     <w:p>
       <w:pPr>
+        <w:spacing w:line="259" w:lineRule="auto" w:after="60"/>
         <w:jc w:val="left"/>
       </w:pPr>
       <w:r>
@@ -389,6 +475,7 @@
     </w:p>
     <w:p>
       <w:pPr>
+        <w:spacing w:line="259" w:lineRule="auto" w:after="60"/>
         <w:jc w:val="left"/>
       </w:pPr>
       <w:r>
@@ -397,6 +484,7 @@
     </w:p>
     <w:p>
       <w:pPr>
+        <w:spacing w:line="259" w:lineRule="auto" w:after="60"/>
         <w:jc w:val="left"/>
       </w:pPr>
       <w:r>
@@ -411,6 +499,7 @@
     </w:p>
     <w:p>
       <w:pPr>
+        <w:spacing w:line="259" w:lineRule="auto" w:after="60"/>
         <w:jc w:val="left"/>
       </w:pPr>
       <w:r>
@@ -419,6 +508,7 @@
     </w:p>
     <w:p>
       <w:pPr>
+        <w:spacing w:line="259" w:lineRule="auto" w:after="60"/>
         <w:jc w:val="left"/>
       </w:pPr>
       <w:r>
@@ -427,6 +517,7 @@
     </w:p>
     <w:p>
       <w:pPr>
+        <w:spacing w:line="259" w:lineRule="auto" w:after="60"/>
         <w:jc w:val="left"/>
       </w:pPr>
       <w:r>
@@ -439,6 +530,7 @@
     <w:p>
       <w:pPr>
         <w:pStyle w:val="ListBullet"/>
+        <w:spacing w:line="259" w:lineRule="auto" w:after="60"/>
       </w:pPr>
       <w:r>
         <w:t>Für Sparkasse: Zwangsversteigerung Betriebsgrundstück und Sicherheitsverwertung → Erlös</w:t>
@@ -446,6 +538,7 @@
     </w:p>
     <w:p>
       <w:pPr>
+        <w:spacing w:line="259" w:lineRule="auto" w:after="60"/>
         <w:jc w:val="left"/>
       </w:pPr>
       <w:r>
@@ -455,6 +548,7 @@
     <w:p>
       <w:pPr>
         <w:pStyle w:val="ListBullet"/>
+        <w:spacing w:line="259" w:lineRule="auto" w:after="60"/>
       </w:pPr>
       <w:r>
         <w:t>Für Aluminium Stade: 4 % Insolvenzquote vs. 75 % im Plan – klare Überlegenheit des Plans</w:t>
@@ -463,6 +557,7 @@
     <w:p>
       <w:pPr>
         <w:pStyle w:val="ListBullet"/>
+        <w:spacing w:line="259" w:lineRule="auto" w:after="60"/>
       </w:pPr>
       <w:r>
         <w:t>Für Magnesium Voß: 4 % Insolvenzquote vs. 80 % im Plan</w:t>
@@ -471,6 +566,7 @@
     <w:p>
       <w:pPr>
         <w:pStyle w:val="ListBullet"/>
+        <w:spacing w:line="259" w:lineRule="auto" w:after="60"/>
       </w:pPr>
       <w:r>
         <w:t>Für Finanzamt: Vollständige Rückzahlung (gestreckt) vs. Teilausfall</w:t>
@@ -479,6 +575,7 @@
     <w:p>
       <w:pPr>
         <w:pStyle w:val="Heading3"/>
+        <w:spacing w:line="259" w:lineRule="auto" w:after="60"/>
       </w:pPr>
       <w:r>
         <w:rPr>
@@ -489,6 +586,7 @@
     </w:p>
     <w:p>
       <w:pPr>
+        <w:spacing w:line="259" w:lineRule="auto" w:after="60"/>
         <w:jc w:val="left"/>
       </w:pPr>
       <w:r>
@@ -501,6 +599,7 @@
     <w:p>
       <w:pPr>
         <w:pStyle w:val="ListBullet"/>
+        <w:spacing w:line="259" w:lineRule="auto" w:after="60"/>
       </w:pPr>
       <w:r>
         <w:t>Angebot 1 (Maximalziel): Debt-to-Equity-Swap 2 Mio. EUR; Rangrücktritt 1,6 Mio. EUR;</w:t>
@@ -508,6 +607,7 @@
     </w:p>
     <w:p>
       <w:pPr>
+        <w:spacing w:line="259" w:lineRule="auto" w:after="60"/>
         <w:jc w:val="left"/>
       </w:pPr>
       <w:r>
@@ -517,6 +617,7 @@
     <w:p>
       <w:pPr>
         <w:pStyle w:val="ListBullet"/>
+        <w:spacing w:line="259" w:lineRule="auto" w:after="60"/>
       </w:pPr>
       <w:r>
         <w:t>Angebot 2 (Mindest): Kein DtE-Swap; Rangrücktritt 2,8 Mio. EUR; Rückzahlung 2,0 Mio. EUR</w:t>
@@ -524,6 +625,7 @@
     </w:p>
     <w:p>
       <w:pPr>
+        <w:spacing w:line="259" w:lineRule="auto" w:after="60"/>
         <w:jc w:val="left"/>
       </w:pPr>
       <w:r>
@@ -533,6 +635,7 @@
     <w:p>
       <w:pPr>
         <w:pStyle w:val="ListBullet"/>
+        <w:spacing w:line="259" w:lineRule="auto" w:after="60"/>
       </w:pPr>
       <w:r>
         <w:t>Rote Linie: Keine Rückzahlung &gt; 2,0 Mio. EUR innerhalb von 48 Monaten</w:t>
@@ -540,6 +643,7 @@
     </w:p>
     <w:p>
       <w:pPr>
+        <w:spacing w:line="259" w:lineRule="auto" w:after="60"/>
         <w:jc w:val="left"/>
       </w:pPr>
       <w:r>
@@ -552,6 +656,7 @@
     <w:p>
       <w:pPr>
         <w:pStyle w:val="ListBullet"/>
+        <w:spacing w:line="259" w:lineRule="auto" w:after="60"/>
       </w:pPr>
       <w:r>
         <w:t>Angebot 1: 30 % Verzicht, 70 % in 24 Monatsraten, Liefervertrag verlängern auf 3 Jahre</w:t>
@@ -560,6 +665,7 @@
     <w:p>
       <w:pPr>
         <w:pStyle w:val="ListBullet"/>
+        <w:spacing w:line="259" w:lineRule="auto" w:after="60"/>
       </w:pPr>
       <w:r>
         <w:t>Angebot 2: 20 % Verzicht, 80 % in 18 Monatsraten</w:t>
@@ -568,6 +674,7 @@
     <w:p>
       <w:pPr>
         <w:pStyle w:val="ListBullet"/>
+        <w:spacing w:line="259" w:lineRule="auto" w:after="60"/>
       </w:pPr>
       <w:r>
         <w:t>Argument: Aluminium Stade bleibt Hauptlieferant und sichert so das laufende Geschäft</w:t>
@@ -575,6 +682,7 @@
     </w:p>
     <w:p>
       <w:pPr>
+        <w:spacing w:line="259" w:lineRule="auto" w:after="60"/>
         <w:jc w:val="left"/>
       </w:pPr>
       <w:r>
@@ -587,6 +695,7 @@
     <w:p>
       <w:pPr>
         <w:pStyle w:val="ListBullet"/>
+        <w:spacing w:line="259" w:lineRule="auto" w:after="60"/>
       </w:pPr>
       <w:r>
         <w:t>Angebot 1: 25 % Verzicht, 75 % in 12 Monatsraten + Einkaufsgarantie 2026/2027</w:t>
@@ -595,6 +704,7 @@
     <w:p>
       <w:pPr>
         <w:pStyle w:val="ListBullet"/>
+        <w:spacing w:line="259" w:lineRule="auto" w:after="60"/>
       </w:pPr>
       <w:r>
         <w:t>Angebot 2: 100 % Rückzahlung in 6 Monatsraten (mit Vorauszahlung 100 TEUR sofort aus</w:t>
@@ -602,6 +712,7 @@
     </w:p>
     <w:p>
       <w:pPr>
+        <w:spacing w:line="259" w:lineRule="auto" w:after="60"/>
         <w:jc w:val="left"/>
       </w:pPr>
       <w:r>
@@ -611,6 +722,7 @@
     <w:p>
       <w:pPr>
         <w:pStyle w:val="ListBullet"/>
+        <w:spacing w:line="259" w:lineRule="auto" w:after="60"/>
       </w:pPr>
       <w:r>
         <w:t>Taktik: Zuerst rechtliche Beratung anbieten (Voß hat keinen Anwalt), auf Risiken des</w:t>
@@ -618,6 +730,7 @@
     </w:p>
     <w:p>
       <w:pPr>
+        <w:spacing w:line="259" w:lineRule="auto" w:after="60"/>
         <w:jc w:val="left"/>
       </w:pPr>
       <w:r>
@@ -626,6 +739,7 @@
     </w:p>
     <w:p>
       <w:pPr>
+        <w:spacing w:line="259" w:lineRule="auto" w:after="60"/>
         <w:jc w:val="left"/>
       </w:pPr>
       <w:r>
@@ -638,6 +752,7 @@
     <w:p>
       <w:pPr>
         <w:pStyle w:val="ListBullet"/>
+        <w:spacing w:line="259" w:lineRule="auto" w:after="60"/>
       </w:pPr>
       <w:r>
         <w:t>Stundungsantrag gemäß § 222 AO: 12 Monate Stundung, dann 12 Monatsraten</w:t>
@@ -646,6 +761,7 @@
     <w:p>
       <w:pPr>
         <w:pStyle w:val="ListBullet"/>
+        <w:spacing w:line="259" w:lineRule="auto" w:after="60"/>
       </w:pPr>
       <w:r>
         <w:t>Anlage: Bestätigung Kanzlei, dass Sanierungsverfahren läuft</w:t>
@@ -654,15 +770,21 @@
     <w:p>
       <w:pPr>
         <w:pStyle w:val="ListBullet"/>
+        <w:spacing w:line="259" w:lineRule="auto" w:after="60"/>
       </w:pPr>
       <w:r>
         <w:t>Rote Linie: Verzicht unmöglich (Haushaltsrecht); Stundung max. 24 Monate</w:t>
       </w:r>
     </w:p>
-    <w:p/>
+    <w:p>
+      <w:pPr>
+        <w:spacing w:line="259" w:lineRule="auto" w:after="60"/>
+      </w:pPr>
+    </w:p>
     <w:p>
       <w:pPr>
         <w:pStyle w:val="Heading2"/>
+        <w:spacing w:line="259" w:lineRule="auto" w:after="60"/>
       </w:pPr>
       <w:r>
         <w:rPr>
@@ -978,10 +1100,15 @@
         </w:tc>
       </w:tr>
     </w:tbl>
-    <w:p/>
+    <w:p>
+      <w:pPr>
+        <w:spacing w:line="259" w:lineRule="auto" w:after="60"/>
+      </w:pPr>
+    </w:p>
     <w:p>
       <w:pPr>
         <w:pStyle w:val="Heading2"/>
+        <w:spacing w:line="259" w:lineRule="auto" w:after="60"/>
       </w:pPr>
       <w:r>
         <w:rPr>
@@ -1297,9 +1424,14 @@
         </w:tc>
       </w:tr>
     </w:tbl>
-    <w:p/>
     <w:p>
       <w:pPr>
+        <w:spacing w:line="259" w:lineRule="auto" w:after="60"/>
+      </w:pPr>
+    </w:p>
+    <w:p>
+      <w:pPr>
+        <w:spacing w:line="259" w:lineRule="auto" w:after="60"/>
         <w:jc w:val="left"/>
       </w:pPr>
       <w:r>
@@ -1311,6 +1443,7 @@
     </w:p>
     <w:p>
       <w:pPr>
+        <w:spacing w:line="259" w:lineRule="auto" w:after="60"/>
         <w:jc w:val="left"/>
       </w:pPr>
       <w:r>
@@ -1321,13 +1454,58 @@
       </w:r>
     </w:p>
     <w:sectPr>
+      <w:headerReference w:type="default" r:id="rId9"/>
+      <w:footerReference w:type="default" r:id="rId10"/>
       <w:pgSz w:w="11906" w:h="16838"/>
-      <w:pgMar w:top="1417" w:right="1417" w:bottom="1417" w:left="1417" w:header="720" w:footer="720" w:gutter="0"/>
+      <w:pgMar w:top="1191" w:right="1247" w:bottom="1134" w:left="1361" w:header="720" w:footer="720" w:gutter="0"/>
       <w:cols w:space="720"/>
       <w:docGrid w:linePitch="360"/>
     </w:sectPr>
   </w:body>
 </w:document>
+</file>
+
+<file path=word/footer1.xml><?xml version="1.0" encoding="utf-8"?>
+<w:ftr xmlns:m="http://schemas.openxmlformats.org/officeDocument/2006/math" xmlns:mc="http://schemas.openxmlformats.org/markup-compatibility/2006" xmlns:mo="http://schemas.microsoft.com/office/mac/office/2008/main" xmlns:mv="urn:schemas-microsoft-com:mac:vml" xmlns:o="urn:schemas-microsoft-com:office:office" xmlns:r="http://schemas.openxmlformats.org/officeDocument/2006/relationships" xmlns:v="urn:schemas-microsoft-com:vml" xmlns:w10="urn:schemas-microsoft-com:office:word" xmlns:w14="http://schemas.microsoft.com/office/word/2010/wordml" xmlns:w="http://schemas.openxmlformats.org/wordprocessingml/2006/main" xmlns:wne="http://schemas.microsoft.com/office/word/2006/wordml" xmlns:wp14="http://schemas.microsoft.com/office/word/2010/wordprocessingDrawing" xmlns:wp="http://schemas.openxmlformats.org/drawingml/2006/wordprocessingDrawing" xmlns:wpc="http://schemas.microsoft.com/office/word/2010/wordprocessingCanvas" xmlns:wpg="http://schemas.microsoft.com/office/word/2010/wordprocessingGroup" xmlns:wpi="http://schemas.microsoft.com/office/word/2010/wordprocessingInk" xmlns:wps="http://schemas.microsoft.com/office/word/2010/wordprocessingShape" mc:Ignorable="w14 wp14">
+  <w:p>
+    <w:pPr>
+      <w:pStyle w:val="Footer"/>
+      <w:jc w:val="left"/>
+    </w:pPr>
+    <w:r/>
+    <w:r>
+      <w:rPr>
+        <w:rFonts w:ascii="Times New Roman" w:hAnsi="Times New Roman"/>
+        <w:b w:val="0"/>
+        <w:color w:val="777777"/>
+        <w:sz w:val="17"/>
+      </w:rPr>
+      <w:t>Vertraulich | Bearbeitungsstand Juli 2026 | nur zur Aktenbearbeitung</w:t>
+    </w:r>
+  </w:p>
+</w:ftr>
+</file>
+
+<file path=word/header1.xml><?xml version="1.0" encoding="utf-8"?>
+<w:hdr xmlns:m="http://schemas.openxmlformats.org/officeDocument/2006/math" xmlns:mc="http://schemas.openxmlformats.org/markup-compatibility/2006" xmlns:mo="http://schemas.microsoft.com/office/mac/office/2008/main" xmlns:mv="urn:schemas-microsoft-com:mac:vml" xmlns:o="urn:schemas-microsoft-com:office:office" xmlns:r="http://schemas.openxmlformats.org/officeDocument/2006/relationships" xmlns:v="urn:schemas-microsoft-com:vml" xmlns:w10="urn:schemas-microsoft-com:office:word" xmlns:w14="http://schemas.microsoft.com/office/word/2010/wordml" xmlns:w="http://schemas.openxmlformats.org/wordprocessingml/2006/main" xmlns:wne="http://schemas.microsoft.com/office/word/2006/wordml" xmlns:wp14="http://schemas.microsoft.com/office/word/2010/wordprocessingDrawing" xmlns:wp="http://schemas.openxmlformats.org/drawingml/2006/wordprocessingDrawing" xmlns:wpc="http://schemas.microsoft.com/office/word/2010/wordprocessingCanvas" xmlns:wpg="http://schemas.microsoft.com/office/word/2010/wordprocessingGroup" xmlns:wpi="http://schemas.microsoft.com/office/word/2010/wordprocessingInk" xmlns:wps="http://schemas.microsoft.com/office/word/2010/wordprocessingShape" mc:Ignorable="w14 wp14">
+  <w:p>
+    <w:pPr>
+      <w:pStyle w:val="Header"/>
+      <w:jc w:val="left"/>
+    </w:pPr>
+    <w:r/>
+    <w:r>
+      <w:rPr>
+        <w:rFonts w:ascii="Times New Roman" w:hAnsi="Times New Roman"/>
+        <w:b w:val="0"/>
+        <w:i w:val="0"/>
+        <w:color w:val="666666"/>
+        <w:sz w:val="17"/>
+      </w:rPr>
+      <w:t>Lindenhof und Partner mbB | Insolvenz- und Restrukturierungsakte | Bearbeitungsstand Juli 2026</w:t>
+    </w:r>
+  </w:p>
+</w:hdr>
 </file>
 
 <file path=word/numbering.xml><?xml version="1.0" encoding="utf-8"?>
@@ -2044,11 +2222,12 @@
       <w:contextualSpacing/>
     </w:pPr>
     <w:rPr>
-      <w:rFonts w:asciiTheme="majorHAnsi" w:eastAsiaTheme="majorEastAsia" w:hAnsiTheme="majorHAnsi" w:cstheme="majorBidi"/>
+      <w:rFonts w:asciiTheme="majorHAnsi" w:eastAsiaTheme="majorEastAsia" w:hAnsiTheme="majorHAnsi" w:cstheme="majorBidi" w:ascii="Times New Roman" w:hAnsi="Times New Roman"/>
+      <w:b/>
       <w:color w:val="17365D" w:themeColor="text2" w:themeShade="BF"/>
       <w:spacing w:val="5"/>
       <w:kern w:val="28"/>
-      <w:sz w:val="52"/>
+      <w:sz w:val="30"/>
       <w:szCs w:val="52"/>
     </w:rPr>
   </w:style>
